--- a/STUDENT_REPORT_FA.docx
+++ b/STUDENT_REPORT_FA.docx
@@ -4654,6 +4654,1463 @@
       </w:r>
     </w:p>
     <w:p>
+      <w:pPr>
+        <w:pStyle w:val="Heading2"/>
+        <w:bidi/>
+        <w:spacing w:after="160" w:before="240"/>
+        <w:jc w:val="right"/>
+      </w:pPr>
+      <w:r>
+        <w:rPr>
+          <w:rFonts w:ascii="Tahoma" w:cs="Tahoma" w:eastAsia="Tahoma" w:hAnsi="Tahoma"/>
+          <w:b/>
+          <w:bCs/>
+          <w:color w:val="2E74B5"/>
+          <w:sz w:val="26"/>
+          <w:szCs w:val="26"/>
+        </w:rPr>
+        <w:t xml:space="preserve">۵.۷  نتایج تجربی فاز ۲ (اجرا: ۲۰۲۶-۰۵-۱۱)</w:t>
+      </w:r>
+    </w:p>
+    <w:p>
+      <w:pPr>
+        <w:bidi/>
+        <w:spacing w:after="120" w:line="360"/>
+        <w:jc w:val="both"/>
+      </w:pPr>
+      <w:r>
+        <w:rPr>
+          <w:rFonts w:ascii="Tahoma" w:cs="Tahoma" w:eastAsia="Tahoma" w:hAnsi="Tahoma"/>
+          <w:sz w:val="22"/>
+          <w:szCs w:val="22"/>
+        </w:rPr>
+        <w:t xml:space="preserve">Pipeline فاز ۲ روی کامیت 4710bb5 با موفقیت اجرا شد. خلاصه نتایج Stratified-5-Fold CV (میانگین ± انحراف معیار) در جدول زیر — همه‌ی پنج مدل غیرتُرویال در بازه قوی (≥ ۰٫۸۰) قرار گرفتند:</w:t>
+      </w:r>
+    </w:p>
+    <w:p>
+      <w:r>
+        <w:t xml:space="preserve"> </w:t>
+      </w:r>
+    </w:p>
+    <w:tbl>
+      <w:tblPr>
+        <w:tblW w:type="dxa" w:w="9360"/>
+        <w:tblBorders>
+          <w:top w:val="single" w:color="auto" w:sz="4"/>
+          <w:left w:val="single" w:color="auto" w:sz="4"/>
+          <w:bottom w:val="single" w:color="auto" w:sz="4"/>
+          <w:right w:val="single" w:color="auto" w:sz="4"/>
+          <w:insideH w:val="single" w:color="auto" w:sz="4"/>
+          <w:insideV w:val="single" w:color="auto" w:sz="4"/>
+        </w:tblBorders>
+      </w:tblPr>
+      <w:tblGrid>
+        <w:gridCol w:w="2400"/>
+        <w:gridCol w:w="1740"/>
+        <w:gridCol w:w="1740"/>
+        <w:gridCol w:w="1740"/>
+        <w:gridCol w:w="1740"/>
+      </w:tblGrid>
+      <w:tr>
+        <w:trPr>
+          <w:tblHeader/>
+        </w:trPr>
+        <w:tc>
+          <w:tcPr>
+            <w:tcW w:type="dxa" w:w="2400"/>
+            <w:tcBorders>
+              <w:top w:val="single" w:color="BFBFBF" w:sz="4"/>
+              <w:left w:val="single" w:color="BFBFBF" w:sz="4"/>
+              <w:bottom w:val="single" w:color="BFBFBF" w:sz="4"/>
+              <w:right w:val="single" w:color="BFBFBF" w:sz="4"/>
+            </w:tcBorders>
+            <w:shd w:fill="1F4E79" w:color="auto" w:val="clear"/>
+            <w:tcMar>
+              <w:top w:type="dxa" w:w="80"/>
+              <w:left w:type="dxa" w:w="120"/>
+              <w:bottom w:type="dxa" w:w="80"/>
+              <w:right w:type="dxa" w:w="120"/>
+            </w:tcMar>
+          </w:tcPr>
+          <w:p>
+            <w:pPr>
+              <w:bidi/>
+              <w:jc w:val="right"/>
+            </w:pPr>
+            <w:r>
+              <w:rPr>
+                <w:rFonts w:ascii="Tahoma" w:cs="Tahoma" w:eastAsia="Tahoma" w:hAnsi="Tahoma"/>
+                <w:b/>
+                <w:bCs/>
+                <w:color w:val="FFFFFF"/>
+                <w:sz w:val="22"/>
+                <w:szCs w:val="22"/>
+              </w:rPr>
+              <w:t xml:space="preserve">مدل</w:t>
+            </w:r>
+          </w:p>
+        </w:tc>
+        <w:tc>
+          <w:tcPr>
+            <w:tcW w:type="dxa" w:w="1740"/>
+            <w:tcBorders>
+              <w:top w:val="single" w:color="BFBFBF" w:sz="4"/>
+              <w:left w:val="single" w:color="BFBFBF" w:sz="4"/>
+              <w:bottom w:val="single" w:color="BFBFBF" w:sz="4"/>
+              <w:right w:val="single" w:color="BFBFBF" w:sz="4"/>
+            </w:tcBorders>
+            <w:shd w:fill="1F4E79" w:color="auto" w:val="clear"/>
+            <w:tcMar>
+              <w:top w:type="dxa" w:w="80"/>
+              <w:left w:type="dxa" w:w="120"/>
+              <w:bottom w:type="dxa" w:w="80"/>
+              <w:right w:type="dxa" w:w="120"/>
+            </w:tcMar>
+          </w:tcPr>
+          <w:p>
+            <w:pPr>
+              <w:bidi/>
+              <w:jc w:val="right"/>
+            </w:pPr>
+            <w:r>
+              <w:rPr>
+                <w:rFonts w:ascii="Tahoma" w:cs="Tahoma" w:eastAsia="Tahoma" w:hAnsi="Tahoma"/>
+                <w:b/>
+                <w:bCs/>
+                <w:color w:val="FFFFFF"/>
+                <w:sz w:val="22"/>
+                <w:szCs w:val="22"/>
+              </w:rPr>
+              <w:t xml:space="preserve">F1-macro</w:t>
+            </w:r>
+          </w:p>
+        </w:tc>
+        <w:tc>
+          <w:tcPr>
+            <w:tcW w:type="dxa" w:w="1740"/>
+            <w:tcBorders>
+              <w:top w:val="single" w:color="BFBFBF" w:sz="4"/>
+              <w:left w:val="single" w:color="BFBFBF" w:sz="4"/>
+              <w:bottom w:val="single" w:color="BFBFBF" w:sz="4"/>
+              <w:right w:val="single" w:color="BFBFBF" w:sz="4"/>
+            </w:tcBorders>
+            <w:shd w:fill="1F4E79" w:color="auto" w:val="clear"/>
+            <w:tcMar>
+              <w:top w:type="dxa" w:w="80"/>
+              <w:left w:type="dxa" w:w="120"/>
+              <w:bottom w:type="dxa" w:w="80"/>
+              <w:right w:type="dxa" w:w="120"/>
+            </w:tcMar>
+          </w:tcPr>
+          <w:p>
+            <w:pPr>
+              <w:bidi/>
+              <w:jc w:val="right"/>
+            </w:pPr>
+            <w:r>
+              <w:rPr>
+                <w:rFonts w:ascii="Tahoma" w:cs="Tahoma" w:eastAsia="Tahoma" w:hAnsi="Tahoma"/>
+                <w:b/>
+                <w:bCs/>
+                <w:color w:val="FFFFFF"/>
+                <w:sz w:val="22"/>
+                <w:szCs w:val="22"/>
+              </w:rPr>
+              <w:t xml:space="preserve">F1 مبتدی</w:t>
+            </w:r>
+          </w:p>
+        </w:tc>
+        <w:tc>
+          <w:tcPr>
+            <w:tcW w:type="dxa" w:w="1740"/>
+            <w:tcBorders>
+              <w:top w:val="single" w:color="BFBFBF" w:sz="4"/>
+              <w:left w:val="single" w:color="BFBFBF" w:sz="4"/>
+              <w:bottom w:val="single" w:color="BFBFBF" w:sz="4"/>
+              <w:right w:val="single" w:color="BFBFBF" w:sz="4"/>
+            </w:tcBorders>
+            <w:shd w:fill="1F4E79" w:color="auto" w:val="clear"/>
+            <w:tcMar>
+              <w:top w:type="dxa" w:w="80"/>
+              <w:left w:type="dxa" w:w="120"/>
+              <w:bottom w:type="dxa" w:w="80"/>
+              <w:right w:type="dxa" w:w="120"/>
+            </w:tcMar>
+          </w:tcPr>
+          <w:p>
+            <w:pPr>
+              <w:bidi/>
+              <w:jc w:val="right"/>
+            </w:pPr>
+            <w:r>
+              <w:rPr>
+                <w:rFonts w:ascii="Tahoma" w:cs="Tahoma" w:eastAsia="Tahoma" w:hAnsi="Tahoma"/>
+                <w:b/>
+                <w:bCs/>
+                <w:color w:val="FFFFFF"/>
+                <w:sz w:val="22"/>
+                <w:szCs w:val="22"/>
+              </w:rPr>
+              <w:t xml:space="preserve">ROC-AUC</w:t>
+            </w:r>
+          </w:p>
+        </w:tc>
+        <w:tc>
+          <w:tcPr>
+            <w:tcW w:type="dxa" w:w="1740"/>
+            <w:tcBorders>
+              <w:top w:val="single" w:color="BFBFBF" w:sz="4"/>
+              <w:left w:val="single" w:color="BFBFBF" w:sz="4"/>
+              <w:bottom w:val="single" w:color="BFBFBF" w:sz="4"/>
+              <w:right w:val="single" w:color="BFBFBF" w:sz="4"/>
+            </w:tcBorders>
+            <w:shd w:fill="1F4E79" w:color="auto" w:val="clear"/>
+            <w:tcMar>
+              <w:top w:type="dxa" w:w="80"/>
+              <w:left w:type="dxa" w:w="120"/>
+              <w:bottom w:type="dxa" w:w="80"/>
+              <w:right w:type="dxa" w:w="120"/>
+            </w:tcMar>
+          </w:tcPr>
+          <w:p>
+            <w:pPr>
+              <w:bidi/>
+              <w:jc w:val="right"/>
+            </w:pPr>
+            <w:r>
+              <w:rPr>
+                <w:rFonts w:ascii="Tahoma" w:cs="Tahoma" w:eastAsia="Tahoma" w:hAnsi="Tahoma"/>
+                <w:b/>
+                <w:bCs/>
+                <w:color w:val="FFFFFF"/>
+                <w:sz w:val="22"/>
+                <w:szCs w:val="22"/>
+              </w:rPr>
+              <w:t xml:space="preserve">PR-AUC</w:t>
+            </w:r>
+          </w:p>
+        </w:tc>
+      </w:tr>
+      <w:tr>
+        <w:trPr>
+          <w:tblHeader w:val="false"/>
+        </w:trPr>
+        <w:tc>
+          <w:tcPr>
+            <w:tcW w:type="dxa" w:w="2400"/>
+            <w:tcBorders>
+              <w:top w:val="single" w:color="BFBFBF" w:sz="4"/>
+              <w:left w:val="single" w:color="BFBFBF" w:sz="4"/>
+              <w:bottom w:val="single" w:color="BFBFBF" w:sz="4"/>
+              <w:right w:val="single" w:color="BFBFBF" w:sz="4"/>
+            </w:tcBorders>
+            <w:tcMar>
+              <w:top w:type="dxa" w:w="80"/>
+              <w:left w:type="dxa" w:w="120"/>
+              <w:bottom w:type="dxa" w:w="80"/>
+              <w:right w:type="dxa" w:w="120"/>
+            </w:tcMar>
+          </w:tcPr>
+          <w:p>
+            <w:pPr>
+              <w:bidi/>
+              <w:jc w:val="right"/>
+            </w:pPr>
+            <w:r>
+              <w:rPr>
+                <w:rFonts w:ascii="Tahoma" w:cs="Tahoma" w:eastAsia="Tahoma" w:hAnsi="Tahoma"/>
+                <w:sz w:val="21"/>
+                <w:szCs w:val="21"/>
+              </w:rPr>
+              <w:t xml:space="preserve">dummy_majority (کف)</w:t>
+            </w:r>
+          </w:p>
+        </w:tc>
+        <w:tc>
+          <w:tcPr>
+            <w:tcW w:type="dxa" w:w="1740"/>
+            <w:tcBorders>
+              <w:top w:val="single" w:color="BFBFBF" w:sz="4"/>
+              <w:left w:val="single" w:color="BFBFBF" w:sz="4"/>
+              <w:bottom w:val="single" w:color="BFBFBF" w:sz="4"/>
+              <w:right w:val="single" w:color="BFBFBF" w:sz="4"/>
+            </w:tcBorders>
+            <w:tcMar>
+              <w:top w:type="dxa" w:w="80"/>
+              <w:left w:type="dxa" w:w="120"/>
+              <w:bottom w:type="dxa" w:w="80"/>
+              <w:right w:type="dxa" w:w="120"/>
+            </w:tcMar>
+          </w:tcPr>
+          <w:p>
+            <w:pPr>
+              <w:bidi/>
+              <w:jc w:val="right"/>
+            </w:pPr>
+            <w:r>
+              <w:rPr>
+                <w:rFonts w:ascii="Tahoma" w:cs="Tahoma" w:eastAsia="Tahoma" w:hAnsi="Tahoma"/>
+                <w:sz w:val="21"/>
+                <w:szCs w:val="21"/>
+              </w:rPr>
+              <w:t xml:space="preserve">۰٫۴۷۹ ± ۰٫۰۰۰</w:t>
+            </w:r>
+          </w:p>
+        </w:tc>
+        <w:tc>
+          <w:tcPr>
+            <w:tcW w:type="dxa" w:w="1740"/>
+            <w:tcBorders>
+              <w:top w:val="single" w:color="BFBFBF" w:sz="4"/>
+              <w:left w:val="single" w:color="BFBFBF" w:sz="4"/>
+              <w:bottom w:val="single" w:color="BFBFBF" w:sz="4"/>
+              <w:right w:val="single" w:color="BFBFBF" w:sz="4"/>
+            </w:tcBorders>
+            <w:tcMar>
+              <w:top w:type="dxa" w:w="80"/>
+              <w:left w:type="dxa" w:w="120"/>
+              <w:bottom w:type="dxa" w:w="80"/>
+              <w:right w:type="dxa" w:w="120"/>
+            </w:tcMar>
+          </w:tcPr>
+          <w:p>
+            <w:pPr>
+              <w:bidi/>
+              <w:jc w:val="right"/>
+            </w:pPr>
+            <w:r>
+              <w:rPr>
+                <w:rFonts w:ascii="Tahoma" w:cs="Tahoma" w:eastAsia="Tahoma" w:hAnsi="Tahoma"/>
+                <w:sz w:val="21"/>
+                <w:szCs w:val="21"/>
+              </w:rPr>
+              <w:t xml:space="preserve">۰٫۰۰۰</w:t>
+            </w:r>
+          </w:p>
+        </w:tc>
+        <w:tc>
+          <w:tcPr>
+            <w:tcW w:type="dxa" w:w="1740"/>
+            <w:tcBorders>
+              <w:top w:val="single" w:color="BFBFBF" w:sz="4"/>
+              <w:left w:val="single" w:color="BFBFBF" w:sz="4"/>
+              <w:bottom w:val="single" w:color="BFBFBF" w:sz="4"/>
+              <w:right w:val="single" w:color="BFBFBF" w:sz="4"/>
+            </w:tcBorders>
+            <w:tcMar>
+              <w:top w:type="dxa" w:w="80"/>
+              <w:left w:type="dxa" w:w="120"/>
+              <w:bottom w:type="dxa" w:w="80"/>
+              <w:right w:type="dxa" w:w="120"/>
+            </w:tcMar>
+          </w:tcPr>
+          <w:p>
+            <w:pPr>
+              <w:bidi/>
+              <w:jc w:val="right"/>
+            </w:pPr>
+            <w:r>
+              <w:rPr>
+                <w:rFonts w:ascii="Tahoma" w:cs="Tahoma" w:eastAsia="Tahoma" w:hAnsi="Tahoma"/>
+                <w:sz w:val="21"/>
+                <w:szCs w:val="21"/>
+              </w:rPr>
+              <w:t xml:space="preserve">۰٫۵۰۰</w:t>
+            </w:r>
+          </w:p>
+        </w:tc>
+        <w:tc>
+          <w:tcPr>
+            <w:tcW w:type="dxa" w:w="1740"/>
+            <w:tcBorders>
+              <w:top w:val="single" w:color="BFBFBF" w:sz="4"/>
+              <w:left w:val="single" w:color="BFBFBF" w:sz="4"/>
+              <w:bottom w:val="single" w:color="BFBFBF" w:sz="4"/>
+              <w:right w:val="single" w:color="BFBFBF" w:sz="4"/>
+            </w:tcBorders>
+            <w:tcMar>
+              <w:top w:type="dxa" w:w="80"/>
+              <w:left w:type="dxa" w:w="120"/>
+              <w:bottom w:type="dxa" w:w="80"/>
+              <w:right w:type="dxa" w:w="120"/>
+            </w:tcMar>
+          </w:tcPr>
+          <w:p>
+            <w:pPr>
+              <w:bidi/>
+              <w:jc w:val="right"/>
+            </w:pPr>
+            <w:r>
+              <w:rPr>
+                <w:rFonts w:ascii="Tahoma" w:cs="Tahoma" w:eastAsia="Tahoma" w:hAnsi="Tahoma"/>
+                <w:sz w:val="21"/>
+                <w:szCs w:val="21"/>
+              </w:rPr>
+              <w:t xml:space="preserve">۰٫۰۸۱</w:t>
+            </w:r>
+          </w:p>
+        </w:tc>
+      </w:tr>
+      <w:tr>
+        <w:trPr>
+          <w:tblHeader w:val="false"/>
+        </w:trPr>
+        <w:tc>
+          <w:tcPr>
+            <w:tcW w:type="dxa" w:w="2400"/>
+            <w:tcBorders>
+              <w:top w:val="single" w:color="BFBFBF" w:sz="4"/>
+              <w:left w:val="single" w:color="BFBFBF" w:sz="4"/>
+              <w:bottom w:val="single" w:color="BFBFBF" w:sz="4"/>
+              <w:right w:val="single" w:color="BFBFBF" w:sz="4"/>
+            </w:tcBorders>
+            <w:tcMar>
+              <w:top w:type="dxa" w:w="80"/>
+              <w:left w:type="dxa" w:w="120"/>
+              <w:bottom w:type="dxa" w:w="80"/>
+              <w:right w:type="dxa" w:w="120"/>
+            </w:tcMar>
+          </w:tcPr>
+          <w:p>
+            <w:pPr>
+              <w:bidi/>
+              <w:jc w:val="right"/>
+            </w:pPr>
+            <w:r>
+              <w:rPr>
+                <w:rFonts w:ascii="Tahoma" w:cs="Tahoma" w:eastAsia="Tahoma" w:hAnsi="Tahoma"/>
+                <w:sz w:val="21"/>
+                <w:szCs w:val="21"/>
+              </w:rPr>
+              <w:t xml:space="preserve">logreg_balanced ⭐</w:t>
+            </w:r>
+          </w:p>
+        </w:tc>
+        <w:tc>
+          <w:tcPr>
+            <w:tcW w:type="dxa" w:w="1740"/>
+            <w:tcBorders>
+              <w:top w:val="single" w:color="BFBFBF" w:sz="4"/>
+              <w:left w:val="single" w:color="BFBFBF" w:sz="4"/>
+              <w:bottom w:val="single" w:color="BFBFBF" w:sz="4"/>
+              <w:right w:val="single" w:color="BFBFBF" w:sz="4"/>
+            </w:tcBorders>
+            <w:tcMar>
+              <w:top w:type="dxa" w:w="80"/>
+              <w:left w:type="dxa" w:w="120"/>
+              <w:bottom w:type="dxa" w:w="80"/>
+              <w:right w:type="dxa" w:w="120"/>
+            </w:tcMar>
+          </w:tcPr>
+          <w:p>
+            <w:pPr>
+              <w:bidi/>
+              <w:jc w:val="right"/>
+            </w:pPr>
+            <w:r>
+              <w:rPr>
+                <w:rFonts w:ascii="Tahoma" w:cs="Tahoma" w:eastAsia="Tahoma" w:hAnsi="Tahoma"/>
+                <w:sz w:val="21"/>
+                <w:szCs w:val="21"/>
+              </w:rPr>
+              <w:t xml:space="preserve">۰٫۹۷۸ ± ۰٫۰۴۵</w:t>
+            </w:r>
+          </w:p>
+        </w:tc>
+        <w:tc>
+          <w:tcPr>
+            <w:tcW w:type="dxa" w:w="1740"/>
+            <w:tcBorders>
+              <w:top w:val="single" w:color="BFBFBF" w:sz="4"/>
+              <w:left w:val="single" w:color="BFBFBF" w:sz="4"/>
+              <w:bottom w:val="single" w:color="BFBFBF" w:sz="4"/>
+              <w:right w:val="single" w:color="BFBFBF" w:sz="4"/>
+            </w:tcBorders>
+            <w:tcMar>
+              <w:top w:type="dxa" w:w="80"/>
+              <w:left w:type="dxa" w:w="120"/>
+              <w:bottom w:type="dxa" w:w="80"/>
+              <w:right w:type="dxa" w:w="120"/>
+            </w:tcMar>
+          </w:tcPr>
+          <w:p>
+            <w:pPr>
+              <w:bidi/>
+              <w:jc w:val="right"/>
+            </w:pPr>
+            <w:r>
+              <w:rPr>
+                <w:rFonts w:ascii="Tahoma" w:cs="Tahoma" w:eastAsia="Tahoma" w:hAnsi="Tahoma"/>
+                <w:sz w:val="21"/>
+                <w:szCs w:val="21"/>
+              </w:rPr>
+              <w:t xml:space="preserve">۰٫۹۶۰ ± ۰٫۰۸۰</w:t>
+            </w:r>
+          </w:p>
+        </w:tc>
+        <w:tc>
+          <w:tcPr>
+            <w:tcW w:type="dxa" w:w="1740"/>
+            <w:tcBorders>
+              <w:top w:val="single" w:color="BFBFBF" w:sz="4"/>
+              <w:left w:val="single" w:color="BFBFBF" w:sz="4"/>
+              <w:bottom w:val="single" w:color="BFBFBF" w:sz="4"/>
+              <w:right w:val="single" w:color="BFBFBF" w:sz="4"/>
+            </w:tcBorders>
+            <w:tcMar>
+              <w:top w:type="dxa" w:w="80"/>
+              <w:left w:type="dxa" w:w="120"/>
+              <w:bottom w:type="dxa" w:w="80"/>
+              <w:right w:type="dxa" w:w="120"/>
+            </w:tcMar>
+          </w:tcPr>
+          <w:p>
+            <w:pPr>
+              <w:bidi/>
+              <w:jc w:val="right"/>
+            </w:pPr>
+            <w:r>
+              <w:rPr>
+                <w:rFonts w:ascii="Tahoma" w:cs="Tahoma" w:eastAsia="Tahoma" w:hAnsi="Tahoma"/>
+                <w:sz w:val="21"/>
+                <w:szCs w:val="21"/>
+              </w:rPr>
+              <w:t xml:space="preserve">۱٫۰۰۰</w:t>
+            </w:r>
+          </w:p>
+        </w:tc>
+        <w:tc>
+          <w:tcPr>
+            <w:tcW w:type="dxa" w:w="1740"/>
+            <w:tcBorders>
+              <w:top w:val="single" w:color="BFBFBF" w:sz="4"/>
+              <w:left w:val="single" w:color="BFBFBF" w:sz="4"/>
+              <w:bottom w:val="single" w:color="BFBFBF" w:sz="4"/>
+              <w:right w:val="single" w:color="BFBFBF" w:sz="4"/>
+            </w:tcBorders>
+            <w:tcMar>
+              <w:top w:type="dxa" w:w="80"/>
+              <w:left w:type="dxa" w:w="120"/>
+              <w:bottom w:type="dxa" w:w="80"/>
+              <w:right w:type="dxa" w:w="120"/>
+            </w:tcMar>
+          </w:tcPr>
+          <w:p>
+            <w:pPr>
+              <w:bidi/>
+              <w:jc w:val="right"/>
+            </w:pPr>
+            <w:r>
+              <w:rPr>
+                <w:rFonts w:ascii="Tahoma" w:cs="Tahoma" w:eastAsia="Tahoma" w:hAnsi="Tahoma"/>
+                <w:sz w:val="21"/>
+                <w:szCs w:val="21"/>
+              </w:rPr>
+              <w:t xml:space="preserve">۱٫۰۰۰</w:t>
+            </w:r>
+          </w:p>
+        </w:tc>
+      </w:tr>
+      <w:tr>
+        <w:trPr>
+          <w:tblHeader w:val="false"/>
+        </w:trPr>
+        <w:tc>
+          <w:tcPr>
+            <w:tcW w:type="dxa" w:w="2400"/>
+            <w:tcBorders>
+              <w:top w:val="single" w:color="BFBFBF" w:sz="4"/>
+              <w:left w:val="single" w:color="BFBFBF" w:sz="4"/>
+              <w:bottom w:val="single" w:color="BFBFBF" w:sz="4"/>
+              <w:right w:val="single" w:color="BFBFBF" w:sz="4"/>
+            </w:tcBorders>
+            <w:tcMar>
+              <w:top w:type="dxa" w:w="80"/>
+              <w:left w:type="dxa" w:w="120"/>
+              <w:bottom w:type="dxa" w:w="80"/>
+              <w:right w:type="dxa" w:w="120"/>
+            </w:tcMar>
+          </w:tcPr>
+          <w:p>
+            <w:pPr>
+              <w:bidi/>
+              <w:jc w:val="right"/>
+            </w:pPr>
+            <w:r>
+              <w:rPr>
+                <w:rFonts w:ascii="Tahoma" w:cs="Tahoma" w:eastAsia="Tahoma" w:hAnsi="Tahoma"/>
+                <w:sz w:val="21"/>
+                <w:szCs w:val="21"/>
+              </w:rPr>
+              <w:t xml:space="preserve">rf_balanced</w:t>
+            </w:r>
+          </w:p>
+        </w:tc>
+        <w:tc>
+          <w:tcPr>
+            <w:tcW w:type="dxa" w:w="1740"/>
+            <w:tcBorders>
+              <w:top w:val="single" w:color="BFBFBF" w:sz="4"/>
+              <w:left w:val="single" w:color="BFBFBF" w:sz="4"/>
+              <w:bottom w:val="single" w:color="BFBFBF" w:sz="4"/>
+              <w:right w:val="single" w:color="BFBFBF" w:sz="4"/>
+            </w:tcBorders>
+            <w:tcMar>
+              <w:top w:type="dxa" w:w="80"/>
+              <w:left w:type="dxa" w:w="120"/>
+              <w:bottom w:type="dxa" w:w="80"/>
+              <w:right w:type="dxa" w:w="120"/>
+            </w:tcMar>
+          </w:tcPr>
+          <w:p>
+            <w:pPr>
+              <w:bidi/>
+              <w:jc w:val="right"/>
+            </w:pPr>
+            <w:r>
+              <w:rPr>
+                <w:rFonts w:ascii="Tahoma" w:cs="Tahoma" w:eastAsia="Tahoma" w:hAnsi="Tahoma"/>
+                <w:sz w:val="21"/>
+                <w:szCs w:val="21"/>
+              </w:rPr>
+              <w:t xml:space="preserve">۰٫۹۴۹ ± ۰٫۰۷۰</w:t>
+            </w:r>
+          </w:p>
+        </w:tc>
+        <w:tc>
+          <w:tcPr>
+            <w:tcW w:type="dxa" w:w="1740"/>
+            <w:tcBorders>
+              <w:top w:val="single" w:color="BFBFBF" w:sz="4"/>
+              <w:left w:val="single" w:color="BFBFBF" w:sz="4"/>
+              <w:bottom w:val="single" w:color="BFBFBF" w:sz="4"/>
+              <w:right w:val="single" w:color="BFBFBF" w:sz="4"/>
+            </w:tcBorders>
+            <w:tcMar>
+              <w:top w:type="dxa" w:w="80"/>
+              <w:left w:type="dxa" w:w="120"/>
+              <w:bottom w:type="dxa" w:w="80"/>
+              <w:right w:type="dxa" w:w="120"/>
+            </w:tcMar>
+          </w:tcPr>
+          <w:p>
+            <w:pPr>
+              <w:bidi/>
+              <w:jc w:val="right"/>
+            </w:pPr>
+            <w:r>
+              <w:rPr>
+                <w:rFonts w:ascii="Tahoma" w:cs="Tahoma" w:eastAsia="Tahoma" w:hAnsi="Tahoma"/>
+                <w:sz w:val="21"/>
+                <w:szCs w:val="21"/>
+              </w:rPr>
+              <w:t xml:space="preserve">۰٫۹۰۵ ± ۰٫۱۳۱</w:t>
+            </w:r>
+          </w:p>
+        </w:tc>
+        <w:tc>
+          <w:tcPr>
+            <w:tcW w:type="dxa" w:w="1740"/>
+            <w:tcBorders>
+              <w:top w:val="single" w:color="BFBFBF" w:sz="4"/>
+              <w:left w:val="single" w:color="BFBFBF" w:sz="4"/>
+              <w:bottom w:val="single" w:color="BFBFBF" w:sz="4"/>
+              <w:right w:val="single" w:color="BFBFBF" w:sz="4"/>
+            </w:tcBorders>
+            <w:tcMar>
+              <w:top w:type="dxa" w:w="80"/>
+              <w:left w:type="dxa" w:w="120"/>
+              <w:bottom w:type="dxa" w:w="80"/>
+              <w:right w:type="dxa" w:w="120"/>
+            </w:tcMar>
+          </w:tcPr>
+          <w:p>
+            <w:pPr>
+              <w:bidi/>
+              <w:jc w:val="right"/>
+            </w:pPr>
+            <w:r>
+              <w:rPr>
+                <w:rFonts w:ascii="Tahoma" w:cs="Tahoma" w:eastAsia="Tahoma" w:hAnsi="Tahoma"/>
+                <w:sz w:val="21"/>
+                <w:szCs w:val="21"/>
+              </w:rPr>
+              <w:t xml:space="preserve">۱٫۰۰۰</w:t>
+            </w:r>
+          </w:p>
+        </w:tc>
+        <w:tc>
+          <w:tcPr>
+            <w:tcW w:type="dxa" w:w="1740"/>
+            <w:tcBorders>
+              <w:top w:val="single" w:color="BFBFBF" w:sz="4"/>
+              <w:left w:val="single" w:color="BFBFBF" w:sz="4"/>
+              <w:bottom w:val="single" w:color="BFBFBF" w:sz="4"/>
+              <w:right w:val="single" w:color="BFBFBF" w:sz="4"/>
+            </w:tcBorders>
+            <w:tcMar>
+              <w:top w:type="dxa" w:w="80"/>
+              <w:left w:type="dxa" w:w="120"/>
+              <w:bottom w:type="dxa" w:w="80"/>
+              <w:right w:type="dxa" w:w="120"/>
+            </w:tcMar>
+          </w:tcPr>
+          <w:p>
+            <w:pPr>
+              <w:bidi/>
+              <w:jc w:val="right"/>
+            </w:pPr>
+            <w:r>
+              <w:rPr>
+                <w:rFonts w:ascii="Tahoma" w:cs="Tahoma" w:eastAsia="Tahoma" w:hAnsi="Tahoma"/>
+                <w:sz w:val="21"/>
+                <w:szCs w:val="21"/>
+              </w:rPr>
+              <w:t xml:space="preserve">۰٫۹۹۰</w:t>
+            </w:r>
+          </w:p>
+        </w:tc>
+      </w:tr>
+      <w:tr>
+        <w:trPr>
+          <w:tblHeader w:val="false"/>
+        </w:trPr>
+        <w:tc>
+          <w:tcPr>
+            <w:tcW w:type="dxa" w:w="2400"/>
+            <w:tcBorders>
+              <w:top w:val="single" w:color="BFBFBF" w:sz="4"/>
+              <w:left w:val="single" w:color="BFBFBF" w:sz="4"/>
+              <w:bottom w:val="single" w:color="BFBFBF" w:sz="4"/>
+              <w:right w:val="single" w:color="BFBFBF" w:sz="4"/>
+            </w:tcBorders>
+            <w:tcMar>
+              <w:top w:type="dxa" w:w="80"/>
+              <w:left w:type="dxa" w:w="120"/>
+              <w:bottom w:type="dxa" w:w="80"/>
+              <w:right w:type="dxa" w:w="120"/>
+            </w:tcMar>
+          </w:tcPr>
+          <w:p>
+            <w:pPr>
+              <w:bidi/>
+              <w:jc w:val="right"/>
+            </w:pPr>
+            <w:r>
+              <w:rPr>
+                <w:rFonts w:ascii="Tahoma" w:cs="Tahoma" w:eastAsia="Tahoma" w:hAnsi="Tahoma"/>
+                <w:sz w:val="21"/>
+                <w:szCs w:val="21"/>
+              </w:rPr>
+              <w:t xml:space="preserve">xgb_scale_pos_weight</w:t>
+            </w:r>
+          </w:p>
+        </w:tc>
+        <w:tc>
+          <w:tcPr>
+            <w:tcW w:type="dxa" w:w="1740"/>
+            <w:tcBorders>
+              <w:top w:val="single" w:color="BFBFBF" w:sz="4"/>
+              <w:left w:val="single" w:color="BFBFBF" w:sz="4"/>
+              <w:bottom w:val="single" w:color="BFBFBF" w:sz="4"/>
+              <w:right w:val="single" w:color="BFBFBF" w:sz="4"/>
+            </w:tcBorders>
+            <w:tcMar>
+              <w:top w:type="dxa" w:w="80"/>
+              <w:left w:type="dxa" w:w="120"/>
+              <w:bottom w:type="dxa" w:w="80"/>
+              <w:right w:type="dxa" w:w="120"/>
+            </w:tcMar>
+          </w:tcPr>
+          <w:p>
+            <w:pPr>
+              <w:bidi/>
+              <w:jc w:val="right"/>
+            </w:pPr>
+            <w:r>
+              <w:rPr>
+                <w:rFonts w:ascii="Tahoma" w:cs="Tahoma" w:eastAsia="Tahoma" w:hAnsi="Tahoma"/>
+                <w:sz w:val="21"/>
+                <w:szCs w:val="21"/>
+              </w:rPr>
+              <w:t xml:space="preserve">۰٫۹۷۲ ± ۰٫۰۳۴</w:t>
+            </w:r>
+          </w:p>
+        </w:tc>
+        <w:tc>
+          <w:tcPr>
+            <w:tcW w:type="dxa" w:w="1740"/>
+            <w:tcBorders>
+              <w:top w:val="single" w:color="BFBFBF" w:sz="4"/>
+              <w:left w:val="single" w:color="BFBFBF" w:sz="4"/>
+              <w:bottom w:val="single" w:color="BFBFBF" w:sz="4"/>
+              <w:right w:val="single" w:color="BFBFBF" w:sz="4"/>
+            </w:tcBorders>
+            <w:tcMar>
+              <w:top w:type="dxa" w:w="80"/>
+              <w:left w:type="dxa" w:w="120"/>
+              <w:bottom w:type="dxa" w:w="80"/>
+              <w:right w:type="dxa" w:w="120"/>
+            </w:tcMar>
+          </w:tcPr>
+          <w:p>
+            <w:pPr>
+              <w:bidi/>
+              <w:jc w:val="right"/>
+            </w:pPr>
+            <w:r>
+              <w:rPr>
+                <w:rFonts w:ascii="Tahoma" w:cs="Tahoma" w:eastAsia="Tahoma" w:hAnsi="Tahoma"/>
+                <w:sz w:val="21"/>
+                <w:szCs w:val="21"/>
+              </w:rPr>
+              <w:t xml:space="preserve">۰٫۹۴۹ ± ۰٫۰۶۳</w:t>
+            </w:r>
+          </w:p>
+        </w:tc>
+        <w:tc>
+          <w:tcPr>
+            <w:tcW w:type="dxa" w:w="1740"/>
+            <w:tcBorders>
+              <w:top w:val="single" w:color="BFBFBF" w:sz="4"/>
+              <w:left w:val="single" w:color="BFBFBF" w:sz="4"/>
+              <w:bottom w:val="single" w:color="BFBFBF" w:sz="4"/>
+              <w:right w:val="single" w:color="BFBFBF" w:sz="4"/>
+            </w:tcBorders>
+            <w:tcMar>
+              <w:top w:type="dxa" w:w="80"/>
+              <w:left w:type="dxa" w:w="120"/>
+              <w:bottom w:type="dxa" w:w="80"/>
+              <w:right w:type="dxa" w:w="120"/>
+            </w:tcMar>
+          </w:tcPr>
+          <w:p>
+            <w:pPr>
+              <w:bidi/>
+              <w:jc w:val="right"/>
+            </w:pPr>
+            <w:r>
+              <w:rPr>
+                <w:rFonts w:ascii="Tahoma" w:cs="Tahoma" w:eastAsia="Tahoma" w:hAnsi="Tahoma"/>
+                <w:sz w:val="21"/>
+                <w:szCs w:val="21"/>
+              </w:rPr>
+              <w:t xml:space="preserve">۱٫۰۰۰</w:t>
+            </w:r>
+          </w:p>
+        </w:tc>
+        <w:tc>
+          <w:tcPr>
+            <w:tcW w:type="dxa" w:w="1740"/>
+            <w:tcBorders>
+              <w:top w:val="single" w:color="BFBFBF" w:sz="4"/>
+              <w:left w:val="single" w:color="BFBFBF" w:sz="4"/>
+              <w:bottom w:val="single" w:color="BFBFBF" w:sz="4"/>
+              <w:right w:val="single" w:color="BFBFBF" w:sz="4"/>
+            </w:tcBorders>
+            <w:tcMar>
+              <w:top w:type="dxa" w:w="80"/>
+              <w:left w:type="dxa" w:w="120"/>
+              <w:bottom w:type="dxa" w:w="80"/>
+              <w:right w:type="dxa" w:w="120"/>
+            </w:tcMar>
+          </w:tcPr>
+          <w:p>
+            <w:pPr>
+              <w:bidi/>
+              <w:jc w:val="right"/>
+            </w:pPr>
+            <w:r>
+              <w:rPr>
+                <w:rFonts w:ascii="Tahoma" w:cs="Tahoma" w:eastAsia="Tahoma" w:hAnsi="Tahoma"/>
+                <w:sz w:val="21"/>
+                <w:szCs w:val="21"/>
+              </w:rPr>
+              <w:t xml:space="preserve">۱٫۰۰۰</w:t>
+            </w:r>
+          </w:p>
+        </w:tc>
+      </w:tr>
+      <w:tr>
+        <w:trPr>
+          <w:tblHeader w:val="false"/>
+        </w:trPr>
+        <w:tc>
+          <w:tcPr>
+            <w:tcW w:type="dxa" w:w="2400"/>
+            <w:tcBorders>
+              <w:top w:val="single" w:color="BFBFBF" w:sz="4"/>
+              <w:left w:val="single" w:color="BFBFBF" w:sz="4"/>
+              <w:bottom w:val="single" w:color="BFBFBF" w:sz="4"/>
+              <w:right w:val="single" w:color="BFBFBF" w:sz="4"/>
+            </w:tcBorders>
+            <w:tcMar>
+              <w:top w:type="dxa" w:w="80"/>
+              <w:left w:type="dxa" w:w="120"/>
+              <w:bottom w:type="dxa" w:w="80"/>
+              <w:right w:type="dxa" w:w="120"/>
+            </w:tcMar>
+          </w:tcPr>
+          <w:p>
+            <w:pPr>
+              <w:bidi/>
+              <w:jc w:val="right"/>
+            </w:pPr>
+            <w:r>
+              <w:rPr>
+                <w:rFonts w:ascii="Tahoma" w:cs="Tahoma" w:eastAsia="Tahoma" w:hAnsi="Tahoma"/>
+                <w:sz w:val="21"/>
+                <w:szCs w:val="21"/>
+              </w:rPr>
+              <w:t xml:space="preserve">rf_smote</w:t>
+            </w:r>
+          </w:p>
+        </w:tc>
+        <w:tc>
+          <w:tcPr>
+            <w:tcW w:type="dxa" w:w="1740"/>
+            <w:tcBorders>
+              <w:top w:val="single" w:color="BFBFBF" w:sz="4"/>
+              <w:left w:val="single" w:color="BFBFBF" w:sz="4"/>
+              <w:bottom w:val="single" w:color="BFBFBF" w:sz="4"/>
+              <w:right w:val="single" w:color="BFBFBF" w:sz="4"/>
+            </w:tcBorders>
+            <w:tcMar>
+              <w:top w:type="dxa" w:w="80"/>
+              <w:left w:type="dxa" w:w="120"/>
+              <w:bottom w:type="dxa" w:w="80"/>
+              <w:right w:type="dxa" w:w="120"/>
+            </w:tcMar>
+          </w:tcPr>
+          <w:p>
+            <w:pPr>
+              <w:bidi/>
+              <w:jc w:val="right"/>
+            </w:pPr>
+            <w:r>
+              <w:rPr>
+                <w:rFonts w:ascii="Tahoma" w:cs="Tahoma" w:eastAsia="Tahoma" w:hAnsi="Tahoma"/>
+                <w:sz w:val="21"/>
+                <w:szCs w:val="21"/>
+              </w:rPr>
+              <w:t xml:space="preserve">۰٫۹۶۹ ± ۰٫۰۳۸</w:t>
+            </w:r>
+          </w:p>
+        </w:tc>
+        <w:tc>
+          <w:tcPr>
+            <w:tcW w:type="dxa" w:w="1740"/>
+            <w:tcBorders>
+              <w:top w:val="single" w:color="BFBFBF" w:sz="4"/>
+              <w:left w:val="single" w:color="BFBFBF" w:sz="4"/>
+              <w:bottom w:val="single" w:color="BFBFBF" w:sz="4"/>
+              <w:right w:val="single" w:color="BFBFBF" w:sz="4"/>
+            </w:tcBorders>
+            <w:tcMar>
+              <w:top w:type="dxa" w:w="80"/>
+              <w:left w:type="dxa" w:w="120"/>
+              <w:bottom w:type="dxa" w:w="80"/>
+              <w:right w:type="dxa" w:w="120"/>
+            </w:tcMar>
+          </w:tcPr>
+          <w:p>
+            <w:pPr>
+              <w:bidi/>
+              <w:jc w:val="right"/>
+            </w:pPr>
+            <w:r>
+              <w:rPr>
+                <w:rFonts w:ascii="Tahoma" w:cs="Tahoma" w:eastAsia="Tahoma" w:hAnsi="Tahoma"/>
+                <w:sz w:val="21"/>
+                <w:szCs w:val="21"/>
+              </w:rPr>
+              <w:t xml:space="preserve">۰٫۹۴۳ ± ۰٫۰۷۰</w:t>
+            </w:r>
+          </w:p>
+        </w:tc>
+        <w:tc>
+          <w:tcPr>
+            <w:tcW w:type="dxa" w:w="1740"/>
+            <w:tcBorders>
+              <w:top w:val="single" w:color="BFBFBF" w:sz="4"/>
+              <w:left w:val="single" w:color="BFBFBF" w:sz="4"/>
+              <w:bottom w:val="single" w:color="BFBFBF" w:sz="4"/>
+              <w:right w:val="single" w:color="BFBFBF" w:sz="4"/>
+            </w:tcBorders>
+            <w:tcMar>
+              <w:top w:type="dxa" w:w="80"/>
+              <w:left w:type="dxa" w:w="120"/>
+              <w:bottom w:type="dxa" w:w="80"/>
+              <w:right w:type="dxa" w:w="120"/>
+            </w:tcMar>
+          </w:tcPr>
+          <w:p>
+            <w:pPr>
+              <w:bidi/>
+              <w:jc w:val="right"/>
+            </w:pPr>
+            <w:r>
+              <w:rPr>
+                <w:rFonts w:ascii="Tahoma" w:cs="Tahoma" w:eastAsia="Tahoma" w:hAnsi="Tahoma"/>
+                <w:sz w:val="21"/>
+                <w:szCs w:val="21"/>
+              </w:rPr>
+              <w:t xml:space="preserve">۰٫۹۹۹</w:t>
+            </w:r>
+          </w:p>
+        </w:tc>
+        <w:tc>
+          <w:tcPr>
+            <w:tcW w:type="dxa" w:w="1740"/>
+            <w:tcBorders>
+              <w:top w:val="single" w:color="BFBFBF" w:sz="4"/>
+              <w:left w:val="single" w:color="BFBFBF" w:sz="4"/>
+              <w:bottom w:val="single" w:color="BFBFBF" w:sz="4"/>
+              <w:right w:val="single" w:color="BFBFBF" w:sz="4"/>
+            </w:tcBorders>
+            <w:tcMar>
+              <w:top w:type="dxa" w:w="80"/>
+              <w:left w:type="dxa" w:w="120"/>
+              <w:bottom w:type="dxa" w:w="80"/>
+              <w:right w:type="dxa" w:w="120"/>
+            </w:tcMar>
+          </w:tcPr>
+          <w:p>
+            <w:pPr>
+              <w:bidi/>
+              <w:jc w:val="right"/>
+            </w:pPr>
+            <w:r>
+              <w:rPr>
+                <w:rFonts w:ascii="Tahoma" w:cs="Tahoma" w:eastAsia="Tahoma" w:hAnsi="Tahoma"/>
+                <w:sz w:val="21"/>
+                <w:szCs w:val="21"/>
+              </w:rPr>
+              <w:t xml:space="preserve">۰٫۹۹۰</w:t>
+            </w:r>
+          </w:p>
+        </w:tc>
+      </w:tr>
+      <w:tr>
+        <w:trPr>
+          <w:tblHeader w:val="false"/>
+        </w:trPr>
+        <w:tc>
+          <w:tcPr>
+            <w:tcW w:type="dxa" w:w="2400"/>
+            <w:tcBorders>
+              <w:top w:val="single" w:color="BFBFBF" w:sz="4"/>
+              <w:left w:val="single" w:color="BFBFBF" w:sz="4"/>
+              <w:bottom w:val="single" w:color="BFBFBF" w:sz="4"/>
+              <w:right w:val="single" w:color="BFBFBF" w:sz="4"/>
+            </w:tcBorders>
+            <w:tcMar>
+              <w:top w:type="dxa" w:w="80"/>
+              <w:left w:type="dxa" w:w="120"/>
+              <w:bottom w:type="dxa" w:w="80"/>
+              <w:right w:type="dxa" w:w="120"/>
+            </w:tcMar>
+          </w:tcPr>
+          <w:p>
+            <w:pPr>
+              <w:bidi/>
+              <w:jc w:val="right"/>
+            </w:pPr>
+            <w:r>
+              <w:rPr>
+                <w:rFonts w:ascii="Tahoma" w:cs="Tahoma" w:eastAsia="Tahoma" w:hAnsi="Tahoma"/>
+                <w:sz w:val="21"/>
+                <w:szCs w:val="21"/>
+              </w:rPr>
+              <w:t xml:space="preserve">xgb_smote</w:t>
+            </w:r>
+          </w:p>
+        </w:tc>
+        <w:tc>
+          <w:tcPr>
+            <w:tcW w:type="dxa" w:w="1740"/>
+            <w:tcBorders>
+              <w:top w:val="single" w:color="BFBFBF" w:sz="4"/>
+              <w:left w:val="single" w:color="BFBFBF" w:sz="4"/>
+              <w:bottom w:val="single" w:color="BFBFBF" w:sz="4"/>
+              <w:right w:val="single" w:color="BFBFBF" w:sz="4"/>
+            </w:tcBorders>
+            <w:tcMar>
+              <w:top w:type="dxa" w:w="80"/>
+              <w:left w:type="dxa" w:w="120"/>
+              <w:bottom w:type="dxa" w:w="80"/>
+              <w:right w:type="dxa" w:w="120"/>
+            </w:tcMar>
+          </w:tcPr>
+          <w:p>
+            <w:pPr>
+              <w:bidi/>
+              <w:jc w:val="right"/>
+            </w:pPr>
+            <w:r>
+              <w:rPr>
+                <w:rFonts w:ascii="Tahoma" w:cs="Tahoma" w:eastAsia="Tahoma" w:hAnsi="Tahoma"/>
+                <w:sz w:val="21"/>
+                <w:szCs w:val="21"/>
+              </w:rPr>
+              <w:t xml:space="preserve">۰٫۹۷۲ ± ۰٫۰۳۴</w:t>
+            </w:r>
+          </w:p>
+        </w:tc>
+        <w:tc>
+          <w:tcPr>
+            <w:tcW w:type="dxa" w:w="1740"/>
+            <w:tcBorders>
+              <w:top w:val="single" w:color="BFBFBF" w:sz="4"/>
+              <w:left w:val="single" w:color="BFBFBF" w:sz="4"/>
+              <w:bottom w:val="single" w:color="BFBFBF" w:sz="4"/>
+              <w:right w:val="single" w:color="BFBFBF" w:sz="4"/>
+            </w:tcBorders>
+            <w:tcMar>
+              <w:top w:type="dxa" w:w="80"/>
+              <w:left w:type="dxa" w:w="120"/>
+              <w:bottom w:type="dxa" w:w="80"/>
+              <w:right w:type="dxa" w:w="120"/>
+            </w:tcMar>
+          </w:tcPr>
+          <w:p>
+            <w:pPr>
+              <w:bidi/>
+              <w:jc w:val="right"/>
+            </w:pPr>
+            <w:r>
+              <w:rPr>
+                <w:rFonts w:ascii="Tahoma" w:cs="Tahoma" w:eastAsia="Tahoma" w:hAnsi="Tahoma"/>
+                <w:sz w:val="21"/>
+                <w:szCs w:val="21"/>
+              </w:rPr>
+              <w:t xml:space="preserve">۰٫۹۴۹ ± ۰٫۰۶۳</w:t>
+            </w:r>
+          </w:p>
+        </w:tc>
+        <w:tc>
+          <w:tcPr>
+            <w:tcW w:type="dxa" w:w="1740"/>
+            <w:tcBorders>
+              <w:top w:val="single" w:color="BFBFBF" w:sz="4"/>
+              <w:left w:val="single" w:color="BFBFBF" w:sz="4"/>
+              <w:bottom w:val="single" w:color="BFBFBF" w:sz="4"/>
+              <w:right w:val="single" w:color="BFBFBF" w:sz="4"/>
+            </w:tcBorders>
+            <w:tcMar>
+              <w:top w:type="dxa" w:w="80"/>
+              <w:left w:type="dxa" w:w="120"/>
+              <w:bottom w:type="dxa" w:w="80"/>
+              <w:right w:type="dxa" w:w="120"/>
+            </w:tcMar>
+          </w:tcPr>
+          <w:p>
+            <w:pPr>
+              <w:bidi/>
+              <w:jc w:val="right"/>
+            </w:pPr>
+            <w:r>
+              <w:rPr>
+                <w:rFonts w:ascii="Tahoma" w:cs="Tahoma" w:eastAsia="Tahoma" w:hAnsi="Tahoma"/>
+                <w:sz w:val="21"/>
+                <w:szCs w:val="21"/>
+              </w:rPr>
+              <w:t xml:space="preserve">۱٫۰۰۰</w:t>
+            </w:r>
+          </w:p>
+        </w:tc>
+        <w:tc>
+          <w:tcPr>
+            <w:tcW w:type="dxa" w:w="1740"/>
+            <w:tcBorders>
+              <w:top w:val="single" w:color="BFBFBF" w:sz="4"/>
+              <w:left w:val="single" w:color="BFBFBF" w:sz="4"/>
+              <w:bottom w:val="single" w:color="BFBFBF" w:sz="4"/>
+              <w:right w:val="single" w:color="BFBFBF" w:sz="4"/>
+            </w:tcBorders>
+            <w:tcMar>
+              <w:top w:type="dxa" w:w="80"/>
+              <w:left w:type="dxa" w:w="120"/>
+              <w:bottom w:type="dxa" w:w="80"/>
+              <w:right w:type="dxa" w:w="120"/>
+            </w:tcMar>
+          </w:tcPr>
+          <w:p>
+            <w:pPr>
+              <w:bidi/>
+              <w:jc w:val="right"/>
+            </w:pPr>
+            <w:r>
+              <w:rPr>
+                <w:rFonts w:ascii="Tahoma" w:cs="Tahoma" w:eastAsia="Tahoma" w:hAnsi="Tahoma"/>
+                <w:sz w:val="21"/>
+                <w:szCs w:val="21"/>
+              </w:rPr>
+              <w:t xml:space="preserve">۱٫۰۰۰</w:t>
+            </w:r>
+          </w:p>
+        </w:tc>
+      </w:tr>
+    </w:tbl>
+    <w:p>
+      <w:r>
+        <w:t xml:space="preserve"> </w:t>
+      </w:r>
+    </w:p>
+    <w:p>
+      <w:pPr>
+        <w:bidi/>
+        <w:spacing w:after="120" w:line="360"/>
+        <w:jc w:val="both"/>
+      </w:pPr>
+      <w:r>
+        <w:rPr>
+          <w:rFonts w:ascii="Tahoma" w:cs="Tahoma" w:eastAsia="Tahoma" w:hAnsi="Tahoma"/>
+          <w:sz w:val="22"/>
+          <w:szCs w:val="22"/>
+        </w:rPr>
+        <w:t xml:space="preserve">ماتریس درهم‌ریختگی pooled (مجموع همه foldها، ۲۲۶ پیشرفته + ۲۰ مبتدی):</w:t>
+      </w:r>
+    </w:p>
+    <w:p>
+      <w:pPr>
+        <w:pStyle w:val="ListParagraph"/>
+        <w:numPr>
+          <w:ilvl w:val="0"/>
+          <w:numId w:val="2"/>
+        </w:numPr>
+        <w:bidi/>
+        <w:spacing w:after="80" w:line="340"/>
+        <w:jc w:val="right"/>
+      </w:pPr>
+      <w:r>
+        <w:rPr>
+          <w:rFonts w:ascii="Tahoma" w:cs="Tahoma" w:eastAsia="Tahoma" w:hAnsi="Tahoma"/>
+          <w:sz w:val="22"/>
+          <w:szCs w:val="22"/>
+        </w:rPr>
+        <w:t xml:space="preserve">logreg_balanced: ۲۰ از ۲۰ مبتدی شناسایی شد، ۲ خطای FP — بهترین recall کلاس مبتدی</w:t>
+      </w:r>
+    </w:p>
+    <w:p>
+      <w:pPr>
+        <w:pStyle w:val="ListParagraph"/>
+        <w:numPr>
+          <w:ilvl w:val="0"/>
+          <w:numId w:val="2"/>
+        </w:numPr>
+        <w:bidi/>
+        <w:spacing w:after="80" w:line="340"/>
+        <w:jc w:val="right"/>
+      </w:pPr>
+      <w:r>
+        <w:rPr>
+          <w:rFonts w:ascii="Tahoma" w:cs="Tahoma" w:eastAsia="Tahoma" w:hAnsi="Tahoma"/>
+          <w:sz w:val="22"/>
+          <w:szCs w:val="22"/>
+        </w:rPr>
+        <w:t xml:space="preserve">xgb (هر دو حالت): ۱۹ از ۲۰ شناسایی، ۱ خطای FP</w:t>
+      </w:r>
+    </w:p>
+    <w:p>
+      <w:pPr>
+        <w:pStyle w:val="ListParagraph"/>
+        <w:numPr>
+          <w:ilvl w:val="0"/>
+          <w:numId w:val="2"/>
+        </w:numPr>
+        <w:bidi/>
+        <w:spacing w:after="80" w:line="340"/>
+        <w:jc w:val="right"/>
+      </w:pPr>
+      <w:r>
+        <w:rPr>
+          <w:rFonts w:ascii="Tahoma" w:cs="Tahoma" w:eastAsia="Tahoma" w:hAnsi="Tahoma"/>
+          <w:sz w:val="22"/>
+          <w:szCs w:val="22"/>
+        </w:rPr>
+        <w:t xml:space="preserve">rf_smote: ۱۸ از ۲۰، rf_balanced: ۱۷ از ۲۰ — هیچ FP ندارد</w:t>
+      </w:r>
+    </w:p>
+    <w:p>
+      <w:pPr>
+        <w:pStyle w:val="Heading2"/>
+        <w:bidi/>
+        <w:spacing w:after="160" w:before="240"/>
+        <w:jc w:val="right"/>
+      </w:pPr>
+      <w:r>
+        <w:rPr>
+          <w:rFonts w:ascii="Tahoma" w:cs="Tahoma" w:eastAsia="Tahoma" w:hAnsi="Tahoma"/>
+          <w:b/>
+          <w:bCs/>
+          <w:color w:val="2E74B5"/>
+          <w:sz w:val="26"/>
+          <w:szCs w:val="26"/>
+        </w:rPr>
+        <w:t xml:space="preserve">۵.۸  ویژگی‌های برتر (consistent بین permutation و native)</w:t>
+      </w:r>
+    </w:p>
+    <w:p>
+      <w:pPr>
+        <w:pStyle w:val="ListParagraph"/>
+        <w:numPr>
+          <w:ilvl w:val="0"/>
+          <w:numId w:val="2"/>
+        </w:numPr>
+        <w:bidi/>
+        <w:spacing w:after="80" w:line="340"/>
+        <w:jc w:val="right"/>
+      </w:pPr>
+      <w:r>
+        <w:rPr>
+          <w:rFonts w:ascii="Tahoma" w:cs="Tahoma" w:eastAsia="Tahoma" w:hAnsi="Tahoma"/>
+          <w:sz w:val="22"/>
+          <w:szCs w:val="22"/>
+        </w:rPr>
+        <w:t xml:space="preserve">post_body_lean_std — غالب: permutation ۰٫۲۴ (LR)، native ۰٫۲۵ (RF). شیب بدن متغیرترین ویژگی است</w:t>
+      </w:r>
+    </w:p>
+    <w:p>
+      <w:pPr>
+        <w:pStyle w:val="ListParagraph"/>
+        <w:numPr>
+          <w:ilvl w:val="0"/>
+          <w:numId w:val="2"/>
+        </w:numPr>
+        <w:bidi/>
+        <w:spacing w:after="80" w:line="340"/>
+        <w:jc w:val="right"/>
+      </w:pPr>
+      <w:r>
+        <w:rPr>
+          <w:rFonts w:ascii="Tahoma" w:cs="Tahoma" w:eastAsia="Tahoma" w:hAnsi="Tahoma"/>
+          <w:sz w:val="22"/>
+          <w:szCs w:val="22"/>
+        </w:rPr>
+        <w:t xml:space="preserve">post_avg_body_lean — native ۰٫۲۳ (RF). میانگین شیب بدن مرز اصلی بین کلاس‌ها</w:t>
+      </w:r>
+    </w:p>
+    <w:p>
+      <w:pPr>
+        <w:pStyle w:val="ListParagraph"/>
+        <w:numPr>
+          <w:ilvl w:val="0"/>
+          <w:numId w:val="2"/>
+        </w:numPr>
+        <w:bidi/>
+        <w:spacing w:after="80" w:line="340"/>
+        <w:jc w:val="right"/>
+      </w:pPr>
+      <w:r>
+        <w:rPr>
+          <w:rFonts w:ascii="Tahoma" w:cs="Tahoma" w:eastAsia="Tahoma" w:hAnsi="Tahoma"/>
+          <w:sz w:val="22"/>
+          <w:szCs w:val="22"/>
+        </w:rPr>
+        <w:t xml:space="preserve">freq_foot_movement_amplitude — native ≈ ۰٫۰۶ (RF/XGB)</w:t>
+      </w:r>
+    </w:p>
+    <w:p>
+      <w:pPr>
+        <w:pStyle w:val="ListParagraph"/>
+        <w:numPr>
+          <w:ilvl w:val="0"/>
+          <w:numId w:val="2"/>
+        </w:numPr>
+        <w:bidi/>
+        <w:spacing w:after="80" w:line="340"/>
+        <w:jc w:val="right"/>
+      </w:pPr>
+      <w:r>
+        <w:rPr>
+          <w:rFonts w:ascii="Tahoma" w:cs="Tahoma" w:eastAsia="Tahoma" w:hAnsi="Tahoma"/>
+          <w:sz w:val="22"/>
+          <w:szCs w:val="22"/>
+        </w:rPr>
+        <w:t xml:space="preserve">post_max_reach_ratio و post_elbow_angle_std در رتبه‌های بعدی</w:t>
+      </w:r>
+    </w:p>
+    <w:p>
+      <w:pPr>
+        <w:bidi/>
+        <w:spacing w:after="120" w:line="360"/>
+        <w:jc w:val="both"/>
+      </w:pPr>
+      <w:r>
+        <w:rPr>
+          <w:rFonts w:ascii="Tahoma" w:cs="Tahoma" w:eastAsia="Tahoma" w:hAnsi="Tahoma"/>
+          <w:sz w:val="22"/>
+          <w:szCs w:val="22"/>
+        </w:rPr>
+        <w:t xml:space="preserve">این یافته با Cohen's d = -۰٫۹۲ فاز ۱ (که شیب بدن را بزرگ‌ترین تفاوت بین دو کلاس نشان داد) کاملاً همخوان است.</w:t>
+      </w:r>
+    </w:p>
+    <w:p>
+      <w:pPr>
+        <w:pStyle w:val="Heading2"/>
+        <w:bidi/>
+        <w:spacing w:after="160" w:before="240"/>
+        <w:jc w:val="right"/>
+      </w:pPr>
+      <w:r>
+        <w:rPr>
+          <w:rFonts w:ascii="Tahoma" w:cs="Tahoma" w:eastAsia="Tahoma" w:hAnsi="Tahoma"/>
+          <w:b/>
+          <w:bCs/>
+          <w:color w:val="2E74B5"/>
+          <w:sz w:val="26"/>
+          <w:szCs w:val="26"/>
+        </w:rPr>
+        <w:t xml:space="preserve">۵.۹  هشدار حیاتی — قبل از تفسیر این نتایج بخوانید</w:t>
+      </w:r>
+    </w:p>
+    <w:p>
+      <w:pPr>
+        <w:bidi/>
+        <w:spacing w:after="120" w:line="360"/>
+        <w:jc w:val="both"/>
+      </w:pPr>
+      <w:r>
+        <w:rPr>
+          <w:rFonts w:ascii="Tahoma" w:cs="Tahoma" w:eastAsia="Tahoma" w:hAnsi="Tahoma"/>
+          <w:sz w:val="22"/>
+          <w:szCs w:val="22"/>
+        </w:rPr>
+        <w:t xml:space="preserve">**ROC-AUC = ۱٫۰۰۰ یک سقف tautological است، نه پیروزی واقعی.** برچسب‌های فاز ۱ از K-Means روی همان ۱۵ ویژگی استخراج شدند که اکنون ورودی فاز ۲ هستند. پس فاز ۲ در عمل دارد «X را از X پیش‌بینی می‌کند». هر مدل با ظرفیت کافی روی این ویژگی‌ها به ۱۰۰٪ می‌رسد — این «نمره کامل» نشانه قدرت مدل نیست، نشانه طراحی است.</w:t>
+      </w:r>
+    </w:p>
+    <w:p>
+      <w:pPr>
+        <w:bidi/>
+        <w:spacing w:after="120" w:line="360"/>
+        <w:jc w:val="both"/>
+      </w:pPr>
+      <w:r>
+        <w:rPr>
+          <w:rFonts w:ascii="Tahoma" w:cs="Tahoma" w:eastAsia="Tahoma" w:hAnsi="Tahoma"/>
+          <w:sz w:val="22"/>
+          <w:szCs w:val="22"/>
+        </w:rPr>
+        <w:t xml:space="preserve">آزمون واقعی فاز ۳ این است: آیا یک 1D-CNN روی **سری زمانی پوز خام** (که هرگز ویژگی‌های summary را ندیده) می‌تواند همان partition را بازیابی کند؟ اگر CNN به Macro-F1 بین ۰٫۶۵ تا ۰٫۹۷ برسد، این یافته‌ی علمی است — نشانه آن که ویژگی‌های summary همه‌ی سیگنال را گرفته‌اند (نتیجه‌ی منفی قابل انتشار طبق Constraint 4).</w:t>
+      </w:r>
+    </w:p>
+    <w:p>
+      <w:pPr>
+        <w:bidi/>
+        <w:spacing w:after="120" w:line="360"/>
+        <w:jc w:val="both"/>
+      </w:pPr>
+      <w:r>
+        <w:rPr>
+          <w:rFonts w:ascii="Tahoma" w:cs="Tahoma" w:eastAsia="Tahoma" w:hAnsi="Tahoma"/>
+          <w:sz w:val="22"/>
+          <w:szCs w:val="22"/>
+        </w:rPr>
+        <w:t xml:space="preserve">**برای فاز ۳ هدف واقعی** ≥ ۰٫۹۷ macro-F1 است (هم‌تراز logreg)، نه ۰٫۹۲ کف. همچنین subject/competition holdout (نه random CV ساده) لازم است تا overfitting روی برچسب‌های وابسته‌به‌ویژگی کنترل شود.</w:t>
+      </w:r>
+    </w:p>
+    <w:p>
       <w:r>
         <w:br w:type="page"/>
       </w:r>
@@ -5510,7 +6967,7 @@
                 <w:sz w:val="21"/>
                 <w:szCs w:val="21"/>
               </w:rPr>
-              <w:t xml:space="preserve">فاز ۱ — کد و خروجی‌ها کامیت شدند</w:t>
+              <w:t xml:space="preserve">فاز ۱ — اجرا، نتایج و سند Word کامیت شدند</w:t>
             </w:r>
           </w:p>
         </w:tc>
@@ -5541,7 +6998,7 @@
                 <w:sz w:val="21"/>
                 <w:szCs w:val="21"/>
               </w:rPr>
-              <w:t xml:space="preserve">استاد روش‌شناسی Phase 1 (سند Word یا Markdown) را بررسی و تأیید کند</w:t>
+              <w:t xml:space="preserve">استاد روش‌شناسی Phase 1 را بررسی و تأیید کند</w:t>
             </w:r>
           </w:p>
         </w:tc>
@@ -5577,7 +7034,7 @@
                 <w:sz w:val="21"/>
                 <w:szCs w:val="21"/>
               </w:rPr>
-              <w:t xml:space="preserve">فاز ۲ — کد آماده، در انتظار اجرا</w:t>
+              <w:t xml:space="preserve">فاز ۲ — اجرا و کامیت شد (commit 24d12df)</w:t>
             </w:r>
           </w:p>
         </w:tc>
@@ -5608,7 +7065,7 @@
                 <w:sz w:val="21"/>
                 <w:szCs w:val="21"/>
               </w:rPr>
-              <w:t xml:space="preserve">دانشجو در محیط محلی pipeline را اجرا کند و نتایج را push کند</w:t>
+              <w:t xml:space="preserve">استاد جدول نتایج (۵.۷) و هشدار tautology (۵.۹) را بررسی کند</w:t>
             </w:r>
           </w:p>
         </w:tc>
@@ -5644,7 +7101,7 @@
                 <w:sz w:val="21"/>
                 <w:szCs w:val="21"/>
               </w:rPr>
-              <w:t xml:space="preserve">فاز ۳ — هنوز شروع نشده</w:t>
+              <w:t xml:space="preserve">فاز ۳ — اسکفولد روی شاخه phd-ml/phase3-cnn</w:t>
             </w:r>
           </w:p>
         </w:tc>
@@ -5675,7 +7132,7 @@
                 <w:sz w:val="21"/>
                 <w:szCs w:val="21"/>
               </w:rPr>
-              <w:t xml:space="preserve">پس از تأیید فاز ۲، کد 1D-CNN با augmentation نوشته می‌شود</w:t>
+              <w:t xml:space="preserve">دانشجو/استاد سند روش‌شناسی فاز ۳ را بررسی، سپس pipeline اجرا شود</w:t>
             </w:r>
           </w:p>
         </w:tc>
